--- a/docs/package/05_Delivery/BrokerVerse_Project_Status_Report_Template.docx
+++ b/docs/package/05_Delivery/BrokerVerse_Project_Status_Report_Template.docx
@@ -789,7 +789,7 @@
             </w:rPr>
             <w:fldChar w:fldCharType="separate"/>
           </w:r>
-          <w:hyperlink w:anchor="__RefHeading___Toc87388_4049217194">
+          <w:hyperlink w:anchor="__RefHeading___Toc87388_3199679052">
             <w:r>
               <w:rPr>
                 <w:webHidden/>
@@ -824,7 +824,7 @@
             </w:tabs>
             <w:rPr/>
           </w:pPr>
-          <w:hyperlink w:anchor="__RefHeading___Toc87390_4049217194">
+          <w:hyperlink w:anchor="__RefHeading___Toc87390_3199679052">
             <w:r>
               <w:rPr>
                 <w:webHidden/>
@@ -853,7 +853,7 @@
             </w:tabs>
             <w:rPr/>
           </w:pPr>
-          <w:hyperlink w:anchor="__RefHeading___Toc87392_4049217194">
+          <w:hyperlink w:anchor="__RefHeading___Toc87392_3199679052">
             <w:r>
               <w:rPr>
                 <w:webHidden/>
@@ -875,7 +875,7 @@
             </w:tabs>
             <w:rPr/>
           </w:pPr>
-          <w:hyperlink w:anchor="__RefHeading___Toc87394_4049217194">
+          <w:hyperlink w:anchor="__RefHeading___Toc87394_3199679052">
             <w:r>
               <w:rPr>
                 <w:webHidden/>
@@ -897,7 +897,7 @@
             </w:tabs>
             <w:rPr/>
           </w:pPr>
-          <w:hyperlink w:anchor="__RefHeading___Toc87396_4049217194">
+          <w:hyperlink w:anchor="__RefHeading___Toc87396_3199679052">
             <w:r>
               <w:rPr>
                 <w:webHidden/>
@@ -919,7 +919,7 @@
             </w:tabs>
             <w:rPr/>
           </w:pPr>
-          <w:hyperlink w:anchor="__RefHeading___Toc87398_4049217194">
+          <w:hyperlink w:anchor="__RefHeading___Toc87398_3199679052">
             <w:r>
               <w:rPr>
                 <w:webHidden/>
@@ -941,7 +941,7 @@
             </w:tabs>
             <w:rPr/>
           </w:pPr>
-          <w:hyperlink w:anchor="__RefHeading___Toc87400_4049217194">
+          <w:hyperlink w:anchor="__RefHeading___Toc87400_3199679052">
             <w:r>
               <w:rPr>
                 <w:webHidden/>
@@ -963,7 +963,7 @@
             </w:tabs>
             <w:rPr/>
           </w:pPr>
-          <w:hyperlink w:anchor="__RefHeading___Toc87402_4049217194">
+          <w:hyperlink w:anchor="__RefHeading___Toc87402_3199679052">
             <w:r>
               <w:rPr>
                 <w:webHidden/>
@@ -985,7 +985,7 @@
             </w:tabs>
             <w:rPr/>
           </w:pPr>
-          <w:hyperlink w:anchor="__RefHeading___Toc87404_4049217194">
+          <w:hyperlink w:anchor="__RefHeading___Toc87404_3199679052">
             <w:r>
               <w:rPr>
                 <w:webHidden/>
@@ -1007,7 +1007,7 @@
             </w:tabs>
             <w:rPr/>
           </w:pPr>
-          <w:hyperlink w:anchor="__RefHeading___Toc87406_4049217194">
+          <w:hyperlink w:anchor="__RefHeading___Toc87406_3199679052">
             <w:r>
               <w:rPr>
                 <w:webHidden/>
@@ -1029,7 +1029,7 @@
             </w:tabs>
             <w:rPr/>
           </w:pPr>
-          <w:hyperlink w:anchor="__RefHeading___Toc87408_4049217194">
+          <w:hyperlink w:anchor="__RefHeading___Toc87408_3199679052">
             <w:r>
               <w:rPr>
                 <w:webHidden/>
@@ -1051,7 +1051,7 @@
             </w:tabs>
             <w:rPr/>
           </w:pPr>
-          <w:hyperlink w:anchor="__RefHeading___Toc87410_4049217194">
+          <w:hyperlink w:anchor="__RefHeading___Toc87410_3199679052">
             <w:r>
               <w:rPr>
                 <w:webHidden/>
@@ -1073,7 +1073,7 @@
             </w:tabs>
             <w:rPr/>
           </w:pPr>
-          <w:hyperlink w:anchor="__RefHeading___Toc87412_4049217194">
+          <w:hyperlink w:anchor="__RefHeading___Toc87412_3199679052">
             <w:r>
               <w:rPr>
                 <w:webHidden/>
@@ -1095,7 +1095,7 @@
             </w:tabs>
             <w:rPr/>
           </w:pPr>
-          <w:hyperlink w:anchor="__RefHeading___Toc87414_4049217194">
+          <w:hyperlink w:anchor="__RefHeading___Toc87414_3199679052">
             <w:r>
               <w:rPr>
                 <w:webHidden/>
@@ -1117,7 +1117,7 @@
             </w:tabs>
             <w:rPr/>
           </w:pPr>
-          <w:hyperlink w:anchor="__RefHeading___Toc87416_4049217194">
+          <w:hyperlink w:anchor="__RefHeading___Toc87416_3199679052">
             <w:r>
               <w:rPr>
                 <w:webHidden/>
@@ -1139,7 +1139,7 @@
             </w:tabs>
             <w:rPr/>
           </w:pPr>
-          <w:hyperlink w:anchor="__RefHeading___Toc87418_4049217194">
+          <w:hyperlink w:anchor="__RefHeading___Toc87418_3199679052">
             <w:r>
               <w:rPr>
                 <w:webHidden/>
@@ -1187,7 +1187,7 @@
       <w:r>
         <w:br w:type="page"/>
       </w:r>
-      <w:bookmarkStart w:id="0" w:name="__RefHeading___Toc87388_4049217194"/>
+      <w:bookmarkStart w:id="0" w:name="__RefHeading___Toc87388_3199679052"/>
       <w:bookmarkStart w:id="1" w:name="_Toc48319687"/>
       <w:bookmarkStart w:id="2" w:name="_Toc11824118"/>
       <w:bookmarkEnd w:id="0"/>
@@ -1830,7 +1830,7 @@
           <w:spacing w:val="0"/>
         </w:rPr>
       </w:pPr>
-      <w:bookmarkStart w:id="4" w:name="__RefHeading___Toc87390_4049217194"/>
+      <w:bookmarkStart w:id="4" w:name="__RefHeading___Toc87390_3199679052"/>
       <w:bookmarkStart w:id="5" w:name="_Toc233203388"/>
       <w:bookmarkEnd w:id="4"/>
       <w:r>
@@ -2819,7 +2819,7 @@
         <w:pageBreakBefore w:val="false"/>
         <w:rPr/>
       </w:pPr>
-      <w:bookmarkStart w:id="6" w:name="__RefHeading___Toc87392_4049217194"/>
+      <w:bookmarkStart w:id="6" w:name="__RefHeading___Toc87392_3199679052"/>
       <w:bookmarkEnd w:id="6"/>
       <w:r>
         <w:rPr>
@@ -3264,7 +3264,7 @@
       <w:r>
         <w:br w:type="page"/>
       </w:r>
-      <w:bookmarkStart w:id="7" w:name="__RefHeading___Toc87394_4049217194"/>
+      <w:bookmarkStart w:id="7" w:name="__RefHeading___Toc87394_3199679052"/>
       <w:bookmarkEnd w:id="7"/>
       <w:r>
         <w:rPr>
@@ -3926,7 +3926,7 @@
       <w:r>
         <w:br w:type="page"/>
       </w:r>
-      <w:bookmarkStart w:id="8" w:name="__RefHeading___Toc87396_4049217194"/>
+      <w:bookmarkStart w:id="8" w:name="__RefHeading___Toc87396_3199679052"/>
       <w:bookmarkEnd w:id="8"/>
       <w:r>
         <w:rPr>
@@ -5193,7 +5193,7 @@
         <w:pStyle w:val="Heading2"/>
         <w:rPr/>
       </w:pPr>
-      <w:bookmarkStart w:id="9" w:name="__RefHeading___Toc87398_4049217194"/>
+      <w:bookmarkStart w:id="9" w:name="__RefHeading___Toc87398_3199679052"/>
       <w:bookmarkEnd w:id="9"/>
       <w:r>
         <w:rPr>
@@ -5228,7 +5228,7 @@
         <w:pStyle w:val="Heading1"/>
         <w:rPr/>
       </w:pPr>
-      <w:bookmarkStart w:id="10" w:name="__RefHeading___Toc87400_4049217194"/>
+      <w:bookmarkStart w:id="10" w:name="__RefHeading___Toc87400_3199679052"/>
       <w:bookmarkEnd w:id="10"/>
       <w:r>
         <w:rPr>
@@ -6941,7 +6941,7 @@
       <w:r>
         <w:br w:type="page"/>
       </w:r>
-      <w:bookmarkStart w:id="11" w:name="__RefHeading___Toc87402_4049217194"/>
+      <w:bookmarkStart w:id="11" w:name="__RefHeading___Toc87402_3199679052"/>
       <w:bookmarkEnd w:id="11"/>
       <w:r>
         <w:rPr>
@@ -9039,7 +9039,7 @@
       <w:r>
         <w:br w:type="page"/>
       </w:r>
-      <w:bookmarkStart w:id="12" w:name="__RefHeading___Toc87404_4049217194"/>
+      <w:bookmarkStart w:id="12" w:name="__RefHeading___Toc87404_3199679052"/>
       <w:bookmarkEnd w:id="12"/>
       <w:r>
         <w:rPr>
@@ -9891,7 +9891,7 @@
       <w:r>
         <w:br w:type="page"/>
       </w:r>
-      <w:bookmarkStart w:id="13" w:name="__RefHeading___Toc87406_4049217194"/>
+      <w:bookmarkStart w:id="13" w:name="__RefHeading___Toc87406_3199679052"/>
       <w:bookmarkEnd w:id="13"/>
       <w:r>
         <w:rPr>
@@ -10696,7 +10696,7 @@
       <w:r>
         <w:br w:type="page"/>
       </w:r>
-      <w:bookmarkStart w:id="14" w:name="__RefHeading___Toc87408_4049217194"/>
+      <w:bookmarkStart w:id="14" w:name="__RefHeading___Toc87408_3199679052"/>
       <w:bookmarkEnd w:id="14"/>
       <w:r>
         <w:rPr>
@@ -12164,7 +12164,7 @@
       <w:r>
         <w:br w:type="page"/>
       </w:r>
-      <w:bookmarkStart w:id="15" w:name="__RefHeading___Toc87410_4049217194"/>
+      <w:bookmarkStart w:id="15" w:name="__RefHeading___Toc87410_3199679052"/>
       <w:bookmarkEnd w:id="15"/>
       <w:r>
         <w:rPr>
@@ -12672,7 +12672,7 @@
       <w:r>
         <w:br w:type="page"/>
       </w:r>
-      <w:bookmarkStart w:id="16" w:name="__RefHeading___Toc87412_4049217194"/>
+      <w:bookmarkStart w:id="16" w:name="__RefHeading___Toc87412_3199679052"/>
       <w:bookmarkEnd w:id="16"/>
       <w:r>
         <w:rPr>
@@ -12956,7 +12956,7 @@
         <w:pStyle w:val="Heading2"/>
         <w:rPr/>
       </w:pPr>
-      <w:bookmarkStart w:id="17" w:name="__RefHeading___Toc87414_4049217194"/>
+      <w:bookmarkStart w:id="17" w:name="__RefHeading___Toc87414_3199679052"/>
       <w:bookmarkEnd w:id="17"/>
       <w:r>
         <w:rPr>
@@ -13233,7 +13233,7 @@
       <w:r>
         <w:br w:type="page"/>
       </w:r>
-      <w:bookmarkStart w:id="18" w:name="__RefHeading___Toc87416_4049217194"/>
+      <w:bookmarkStart w:id="18" w:name="__RefHeading___Toc87416_3199679052"/>
       <w:bookmarkEnd w:id="18"/>
       <w:r>
         <w:rPr>
@@ -13678,7 +13678,7 @@
       <w:r>
         <w:br w:type="page"/>
       </w:r>
-      <w:bookmarkStart w:id="19" w:name="__RefHeading___Toc87418_4049217194"/>
+      <w:bookmarkStart w:id="19" w:name="__RefHeading___Toc87418_3199679052"/>
       <w:bookmarkStart w:id="20" w:name="_Toc233203395"/>
       <w:bookmarkEnd w:id="19"/>
       <w:r>
